--- a/templates/FULL REPORT/NORMAL IR US TEV/tx-lv-sides.docx
+++ b/templates/FULL REPORT/NORMAL IR US TEV/tx-lv-sides.docx
@@ -1126,31 +1126,7 @@
                 <w:kern w:val="0"/>
                 <w14:ligatures w14:val="none"/>
               </w:rPr>
-              <w:object w:dxaOrig="225" w:dyaOrig="225" w14:anchorId="6523EE2D">
-                <v:shapetype id="_x0000_t75" coordsize="21600,21600" o:spt="75" o:preferrelative="t" path="m@4@5l@4@11@9@11@9@5xe" filled="f" stroked="f">
-                  <v:stroke joinstyle="miter"/>
-                  <v:formulas>
-                    <v:f eqn="if lineDrawn pixelLineWidth 0"/>
-                    <v:f eqn="sum @0 1 0"/>
-                    <v:f eqn="sum 0 0 @1"/>
-                    <v:f eqn="prod @2 1 2"/>
-                    <v:f eqn="prod @3 21600 pixelWidth"/>
-                    <v:f eqn="prod @3 21600 pixelHeight"/>
-                    <v:f eqn="sum @0 0 1"/>
-                    <v:f eqn="prod @6 1 2"/>
-                    <v:f eqn="prod @7 21600 pixelWidth"/>
-                    <v:f eqn="sum @8 21600 0"/>
-                    <v:f eqn="prod @7 21600 pixelHeight"/>
-                    <v:f eqn="sum @10 21600 0"/>
-                  </v:formulas>
-                  <v:path o:extrusionok="f" gradientshapeok="t" o:connecttype="rect"/>
-                  <o:lock v:ext="edit" aspectratio="t"/>
-                </v:shapetype>
-                <v:shape id="_x0000_i1031" type="#_x0000_t75" style="width:238.05pt;height:147.65pt" o:ole="">
-                  <v:imagedata r:id="rId7" o:title="" croptop="1206f" cropbottom="3617f" cropleft="781f" cropright="781f"/>
-                </v:shape>
-                <w:control r:id="rId8" w:name="CIRViewer1211111131" w:shapeid="_x0000_i1031"/>
-              </w:object>
+              <w:t>{{ ir.image }}</w:t>
             </w:r>
           </w:p>
         </w:tc>
@@ -1217,6 +1193,9 @@
                 <w:rFonts w:cstheme="minorHAnsi"/>
               </w:rPr>
             </w:pPr>
+            <w:r>
+              <w:t>{{ visual.image }}</w:t>
+            </w:r>
           </w:p>
         </w:tc>
         <w:tc>
@@ -1534,39 +1513,35 @@
                 <w:sz w:val="20"/>
                 <w:szCs w:val="18"/>
               </w:rPr>
-              <w:fldChar w:fldCharType="begin"/>
-            </w:r>
-            <w:r>
-              <w:rPr>
-                <w:rFonts w:cstheme="minorHAnsi"/>
-                <w:sz w:val="20"/>
-                <w:szCs w:val="18"/>
-              </w:rPr>
-              <w:instrText xml:space="preserve">DOCVARIABLE _Fd1190757357 \* MERGEFORMAT </w:instrText>
-            </w:r>
-            <w:r>
-              <w:rPr>
-                <w:rFonts w:cstheme="minorHAnsi"/>
-                <w:sz w:val="20"/>
-                <w:szCs w:val="18"/>
-              </w:rPr>
-              <w:fldChar w:fldCharType="separate"/>
-            </w:r>
-            <w:r>
-              <w:rPr>
-                <w:rFonts w:cstheme="minorHAnsi"/>
-                <w:sz w:val="20"/>
-                <w:szCs w:val="18"/>
-              </w:rPr>
-              <w:t xml:space="preserve">24.3 °C </w:t>
-            </w:r>
-            <w:r>
-              <w:rPr>
-                <w:rFonts w:cstheme="minorHAnsi"/>
-                <w:sz w:val="20"/>
-                <w:szCs w:val="18"/>
-              </w:rPr>
-              <w:fldChar w:fldCharType="end"/>
+              <w:t>{{ ir.sp1 }}</w:t>
+            </w:r>
+            <w:r>
+              <w:rPr>
+                <w:rFonts w:cstheme="minorHAnsi"/>
+                <w:sz w:val="20"/>
+                <w:szCs w:val="18"/>
+              </w:rPr>
+            </w:r>
+            <w:r>
+              <w:rPr>
+                <w:rFonts w:cstheme="minorHAnsi"/>
+                <w:sz w:val="20"/>
+                <w:szCs w:val="18"/>
+              </w:rPr>
+            </w:r>
+            <w:r>
+              <w:rPr>
+                <w:rFonts w:cstheme="minorHAnsi"/>
+                <w:sz w:val="20"/>
+                <w:szCs w:val="18"/>
+              </w:rPr>
+            </w:r>
+            <w:r>
+              <w:rPr>
+                <w:rFonts w:cstheme="minorHAnsi"/>
+                <w:sz w:val="20"/>
+                <w:szCs w:val="18"/>
+              </w:rPr>
             </w:r>
           </w:p>
         </w:tc>
@@ -1727,39 +1702,35 @@
                 <w:sz w:val="20"/>
                 <w:szCs w:val="18"/>
               </w:rPr>
-              <w:fldChar w:fldCharType="begin"/>
-            </w:r>
-            <w:r>
-              <w:rPr>
-                <w:rFonts w:cstheme="minorHAnsi"/>
-                <w:sz w:val="20"/>
-                <w:szCs w:val="18"/>
-              </w:rPr>
-              <w:instrText xml:space="preserve">DOCVARIABLE _Fd1153451233 \* MERGEFORMAT </w:instrText>
-            </w:r>
-            <w:r>
-              <w:rPr>
-                <w:rFonts w:cstheme="minorHAnsi"/>
-                <w:sz w:val="20"/>
-                <w:szCs w:val="18"/>
-              </w:rPr>
-              <w:fldChar w:fldCharType="separate"/>
-            </w:r>
-            <w:r>
-              <w:rPr>
-                <w:rFonts w:cstheme="minorHAnsi"/>
-                <w:sz w:val="20"/>
-                <w:szCs w:val="18"/>
-              </w:rPr>
-              <w:t xml:space="preserve">24.4 °C </w:t>
-            </w:r>
-            <w:r>
-              <w:rPr>
-                <w:rFonts w:cstheme="minorHAnsi"/>
-                <w:sz w:val="20"/>
-                <w:szCs w:val="18"/>
-              </w:rPr>
-              <w:fldChar w:fldCharType="end"/>
+              <w:t>{{ ir.sp2 }}</w:t>
+            </w:r>
+            <w:r>
+              <w:rPr>
+                <w:rFonts w:cstheme="minorHAnsi"/>
+                <w:sz w:val="20"/>
+                <w:szCs w:val="18"/>
+              </w:rPr>
+            </w:r>
+            <w:r>
+              <w:rPr>
+                <w:rFonts w:cstheme="minorHAnsi"/>
+                <w:sz w:val="20"/>
+                <w:szCs w:val="18"/>
+              </w:rPr>
+            </w:r>
+            <w:r>
+              <w:rPr>
+                <w:rFonts w:cstheme="minorHAnsi"/>
+                <w:sz w:val="20"/>
+                <w:szCs w:val="18"/>
+              </w:rPr>
+            </w:r>
+            <w:r>
+              <w:rPr>
+                <w:rFonts w:cstheme="minorHAnsi"/>
+                <w:sz w:val="20"/>
+                <w:szCs w:val="18"/>
+              </w:rPr>
             </w:r>
           </w:p>
         </w:tc>
@@ -1942,39 +1913,35 @@
                 <w:sz w:val="20"/>
                 <w:szCs w:val="18"/>
               </w:rPr>
-              <w:fldChar w:fldCharType="begin"/>
-            </w:r>
-            <w:r>
-              <w:rPr>
-                <w:rFonts w:cstheme="minorHAnsi"/>
-                <w:sz w:val="20"/>
-                <w:szCs w:val="18"/>
-              </w:rPr>
-              <w:instrText xml:space="preserve">DOCVARIABLE _Fd1070653931 \* MERGEFORMAT </w:instrText>
-            </w:r>
-            <w:r>
-              <w:rPr>
-                <w:rFonts w:cstheme="minorHAnsi"/>
-                <w:sz w:val="20"/>
-                <w:szCs w:val="18"/>
-              </w:rPr>
-              <w:fldChar w:fldCharType="separate"/>
-            </w:r>
-            <w:r>
-              <w:rPr>
-                <w:rFonts w:cstheme="minorHAnsi"/>
-                <w:sz w:val="20"/>
-                <w:szCs w:val="18"/>
-              </w:rPr>
-              <w:t xml:space="preserve">24.6 °C </w:t>
-            </w:r>
-            <w:r>
-              <w:rPr>
-                <w:rFonts w:cstheme="minorHAnsi"/>
-                <w:sz w:val="20"/>
-                <w:szCs w:val="18"/>
-              </w:rPr>
-              <w:fldChar w:fldCharType="end"/>
+              <w:t>{{ ir.ar1 or ir.reading }}</w:t>
+            </w:r>
+            <w:r>
+              <w:rPr>
+                <w:rFonts w:cstheme="minorHAnsi"/>
+                <w:sz w:val="20"/>
+                <w:szCs w:val="18"/>
+              </w:rPr>
+            </w:r>
+            <w:r>
+              <w:rPr>
+                <w:rFonts w:cstheme="minorHAnsi"/>
+                <w:sz w:val="20"/>
+                <w:szCs w:val="18"/>
+              </w:rPr>
+            </w:r>
+            <w:r>
+              <w:rPr>
+                <w:rFonts w:cstheme="minorHAnsi"/>
+                <w:sz w:val="20"/>
+                <w:szCs w:val="18"/>
+              </w:rPr>
+            </w:r>
+            <w:r>
+              <w:rPr>
+                <w:rFonts w:cstheme="minorHAnsi"/>
+                <w:sz w:val="20"/>
+                <w:szCs w:val="18"/>
+              </w:rPr>
             </w:r>
           </w:p>
         </w:tc>
@@ -2323,7 +2290,7 @@
                 <w:sz w:val="20"/>
                 <w:szCs w:val="20"/>
               </w:rPr>
-              <w:fldChar w:fldCharType="begin"/>
+              <w:t>{{ ir.delta_t }}</w:t>
             </w:r>
             <w:r>
               <w:rPr>
@@ -2331,7 +2298,6 @@
                 <w:sz w:val="20"/>
                 <w:szCs w:val="20"/>
               </w:rPr>
-              <w:instrText xml:space="preserve">DOCVARIABLE _Fd542329699 \* MERGEFORMAT </w:instrText>
             </w:r>
             <w:r>
               <w:rPr>
@@ -2339,7 +2305,6 @@
                 <w:sz w:val="20"/>
                 <w:szCs w:val="20"/>
               </w:rPr>
-              <w:fldChar w:fldCharType="separate"/>
             </w:r>
             <w:r>
               <w:rPr>
@@ -2347,7 +2312,6 @@
                 <w:sz w:val="20"/>
                 <w:szCs w:val="20"/>
               </w:rPr>
-              <w:t xml:space="preserve">0.1 °C </w:t>
             </w:r>
             <w:r>
               <w:rPr>
@@ -2355,7 +2319,6 @@
                 <w:sz w:val="20"/>
                 <w:szCs w:val="20"/>
               </w:rPr>
-              <w:fldChar w:fldCharType="end"/>
             </w:r>
           </w:p>
         </w:tc>
@@ -5101,13 +5064,13 @@
                 <w:b/>
                 <w:i/>
               </w:rPr>
-              <w:t xml:space="preserve">Analysis: </w:t>
-            </w:r>
-            <w:r>
-              <w:rPr>
-                <w:rFonts w:cstheme="minorHAnsi"/>
-              </w:rPr>
-              <w:t>{{ analysis }}</w:t>
+              <w:t xml:space="preserve">Analysis:  </w:t>
+            </w:r>
+            <w:r>
+              <w:rPr>
+                <w:rFonts w:cstheme="minorHAnsi"/>
+              </w:rPr>
+              <w:t>{{ banner.analysis or analysis }}</w:t>
             </w:r>
           </w:p>
         </w:tc>
@@ -5141,8 +5104,7 @@
                 <w:noProof/>
                 <w:lang w:val="en-US"/>
               </w:rPr>
-              <w:lastRenderedPageBreak/>
-              <w:t xml:space="preserve">Recommendation: </w:t>
+              <w:t xml:space="preserve">Recommendation:  </w:t>
             </w:r>
             <w:r>
               <w:rPr>
@@ -5150,7 +5112,7 @@
                 <w:noProof/>
                 <w:lang w:val="en-US"/>
               </w:rPr>
-              <w:t xml:space="preserve"> </w:t>
+              <w:t>{{ banner.recommendation or recommendation }}</w:t>
             </w:r>
             <w:r>
               <w:rPr>
@@ -5158,7 +5120,6 @@
                 <w:noProof/>
                 <w:lang w:val="en-US"/>
               </w:rPr>
-              <w:t>{{ recommendation }}</w:t>
             </w:r>
           </w:p>
         </w:tc>

--- a/templates/FULL REPORT/NORMAL IR US TEV/tx-lv-sides.docx
+++ b/templates/FULL REPORT/NORMAL IR US TEV/tx-lv-sides.docx
@@ -162,21 +162,7 @@
               <w:rPr>
                 <w:rFonts w:cstheme="minorHAnsi"/>
               </w:rPr>
-              <w:t xml:space="preserve">{{ </w:t>
-            </w:r>
-            <w:proofErr w:type="spellStart"/>
-            <w:r>
-              <w:rPr>
-                <w:rFonts w:cstheme="minorHAnsi"/>
-              </w:rPr>
-              <w:t>substation.name_erms</w:t>
-            </w:r>
-            <w:proofErr w:type="spellEnd"/>
-            <w:r>
-              <w:rPr>
-                <w:rFonts w:cstheme="minorHAnsi"/>
-              </w:rPr>
-              <w:t xml:space="preserve"> }}</w:t>
+              <w:t>{{ substation.name_erms }}</w:t>
             </w:r>
           </w:p>
         </w:tc>
@@ -204,21 +190,7 @@
               <w:rPr>
                 <w:rFonts w:cstheme="minorHAnsi"/>
               </w:rPr>
-              <w:t xml:space="preserve">{{ </w:t>
-            </w:r>
-            <w:proofErr w:type="spellStart"/>
-            <w:r>
-              <w:rPr>
-                <w:rFonts w:cstheme="minorHAnsi"/>
-              </w:rPr>
-              <w:t>substation.date</w:t>
-            </w:r>
-            <w:proofErr w:type="spellEnd"/>
-            <w:r>
-              <w:rPr>
-                <w:rFonts w:cstheme="minorHAnsi"/>
-              </w:rPr>
-              <w:t xml:space="preserve"> }}</w:t>
+              <w:t>{{ substation.date }}</w:t>
             </w:r>
           </w:p>
         </w:tc>
@@ -330,21 +302,7 @@
               <w:rPr>
                 <w:rFonts w:cstheme="minorHAnsi"/>
               </w:rPr>
-              <w:t xml:space="preserve">{{ </w:t>
-            </w:r>
-            <w:proofErr w:type="spellStart"/>
-            <w:r>
-              <w:rPr>
-                <w:rFonts w:cstheme="minorHAnsi"/>
-              </w:rPr>
-              <w:t>tx.manufacturer</w:t>
-            </w:r>
-            <w:proofErr w:type="spellEnd"/>
-            <w:r>
-              <w:rPr>
-                <w:rFonts w:cstheme="minorHAnsi"/>
-              </w:rPr>
-              <w:t xml:space="preserve"> }}</w:t>
+              <w:t>{{ tx.manufacturer }}</w:t>
             </w:r>
           </w:p>
         </w:tc>
@@ -372,21 +330,7 @@
               <w:rPr>
                 <w:rFonts w:cstheme="minorHAnsi"/>
               </w:rPr>
-              <w:t xml:space="preserve">{{ </w:t>
-            </w:r>
-            <w:proofErr w:type="spellStart"/>
-            <w:r>
-              <w:rPr>
-                <w:rFonts w:cstheme="minorHAnsi"/>
-              </w:rPr>
-              <w:t>substation.time</w:t>
-            </w:r>
-            <w:proofErr w:type="spellEnd"/>
-            <w:r>
-              <w:rPr>
-                <w:rFonts w:cstheme="minorHAnsi"/>
-              </w:rPr>
-              <w:t xml:space="preserve"> }}</w:t>
+              <w:t>{{ substation.time }}</w:t>
             </w:r>
           </w:p>
         </w:tc>
@@ -450,21 +394,7 @@
               <w:rPr>
                 <w:rFonts w:cstheme="minorHAnsi"/>
               </w:rPr>
-              <w:t xml:space="preserve">{{ </w:t>
-            </w:r>
-            <w:proofErr w:type="spellStart"/>
-            <w:r>
-              <w:rPr>
-                <w:rFonts w:cstheme="minorHAnsi"/>
-              </w:rPr>
-              <w:t>tx.model</w:t>
-            </w:r>
-            <w:proofErr w:type="spellEnd"/>
-            <w:r>
-              <w:rPr>
-                <w:rFonts w:cstheme="minorHAnsi"/>
-              </w:rPr>
-              <w:t xml:space="preserve"> }}</w:t>
+              <w:t>{{ tx.model }}</w:t>
             </w:r>
           </w:p>
         </w:tc>
@@ -509,23 +439,7 @@
                 <w:rFonts w:cstheme="minorHAnsi"/>
                 <w:color w:val="000000"/>
               </w:rPr>
-              <w:t xml:space="preserve">{{ </w:t>
-            </w:r>
-            <w:proofErr w:type="spellStart"/>
-            <w:r>
-              <w:rPr>
-                <w:rFonts w:cstheme="minorHAnsi"/>
-                <w:color w:val="000000"/>
-              </w:rPr>
-              <w:t>tx.rating</w:t>
-            </w:r>
-            <w:proofErr w:type="spellEnd"/>
-            <w:r>
-              <w:rPr>
-                <w:rFonts w:cstheme="minorHAnsi"/>
-                <w:color w:val="000000"/>
-              </w:rPr>
-              <w:t xml:space="preserve"> }}</w:t>
+              <w:t>{{ tx.rating }}</w:t>
             </w:r>
           </w:p>
         </w:tc>
@@ -553,21 +467,7 @@
               <w:rPr>
                 <w:rFonts w:cstheme="minorHAnsi"/>
               </w:rPr>
-              <w:t xml:space="preserve">{{ </w:t>
-            </w:r>
-            <w:proofErr w:type="spellStart"/>
-            <w:r>
-              <w:rPr>
-                <w:rFonts w:cstheme="minorHAnsi"/>
-              </w:rPr>
-              <w:t>substation.humidity</w:t>
-            </w:r>
-            <w:proofErr w:type="spellEnd"/>
-            <w:r>
-              <w:rPr>
-                <w:rFonts w:cstheme="minorHAnsi"/>
-              </w:rPr>
-              <w:t xml:space="preserve"> }}</w:t>
+              <w:t>{{ substation.humidity }}</w:t>
             </w:r>
           </w:p>
         </w:tc>
@@ -631,21 +531,7 @@
               <w:rPr>
                 <w:rFonts w:cstheme="minorHAnsi"/>
               </w:rPr>
-              <w:t xml:space="preserve">{{ </w:t>
-            </w:r>
-            <w:proofErr w:type="spellStart"/>
-            <w:r>
-              <w:rPr>
-                <w:rFonts w:cstheme="minorHAnsi"/>
-              </w:rPr>
-              <w:t>tx.area</w:t>
-            </w:r>
-            <w:proofErr w:type="spellEnd"/>
-            <w:r>
-              <w:rPr>
-                <w:rFonts w:cstheme="minorHAnsi"/>
-              </w:rPr>
-              <w:t xml:space="preserve"> }}</w:t>
+              <w:t>{{ tx.area }}</w:t>
             </w:r>
           </w:p>
         </w:tc>
@@ -689,21 +575,7 @@
               <w:rPr>
                 <w:rFonts w:cstheme="minorHAnsi"/>
               </w:rPr>
-              <w:t xml:space="preserve">{{ </w:t>
-            </w:r>
-            <w:proofErr w:type="spellStart"/>
-            <w:r>
-              <w:rPr>
-                <w:rFonts w:cstheme="minorHAnsi"/>
-              </w:rPr>
-              <w:t>tx.number</w:t>
-            </w:r>
-            <w:proofErr w:type="spellEnd"/>
-            <w:r>
-              <w:rPr>
-                <w:rFonts w:cstheme="minorHAnsi"/>
-              </w:rPr>
-              <w:t xml:space="preserve"> }}</w:t>
+              <w:t>{{ tx.number }}</w:t>
             </w:r>
           </w:p>
         </w:tc>
@@ -755,21 +627,7 @@
               <w:rPr>
                 <w:rFonts w:cstheme="minorHAnsi"/>
               </w:rPr>
-              <w:t xml:space="preserve">{{ </w:t>
-            </w:r>
-            <w:proofErr w:type="spellStart"/>
-            <w:r>
-              <w:rPr>
-                <w:rFonts w:cstheme="minorHAnsi"/>
-              </w:rPr>
-              <w:t>tx.location</w:t>
-            </w:r>
-            <w:proofErr w:type="spellEnd"/>
-            <w:r>
-              <w:rPr>
-                <w:rFonts w:cstheme="minorHAnsi"/>
-              </w:rPr>
-              <w:t xml:space="preserve"> }}</w:t>
+              <w:t>{{ tx.location }}</w:t>
             </w:r>
           </w:p>
         </w:tc>
@@ -1126,7 +984,31 @@
                 <w:kern w:val="0"/>
                 <w14:ligatures w14:val="none"/>
               </w:rPr>
-              <w:t>{{ ir.image }}</w:t>
+              <w:object w:dxaOrig="225" w:dyaOrig="225" w14:anchorId="6523EE2D">
+                <v:shapetype id="_x0000_t75" coordsize="21600,21600" o:spt="75" o:preferrelative="t" path="m@4@5l@4@11@9@11@9@5xe" filled="f" stroked="f">
+                  <v:stroke joinstyle="miter"/>
+                  <v:formulas>
+                    <v:f eqn="if lineDrawn pixelLineWidth 0"/>
+                    <v:f eqn="sum @0 1 0"/>
+                    <v:f eqn="sum 0 0 @1"/>
+                    <v:f eqn="prod @2 1 2"/>
+                    <v:f eqn="prod @3 21600 pixelWidth"/>
+                    <v:f eqn="prod @3 21600 pixelHeight"/>
+                    <v:f eqn="sum @0 0 1"/>
+                    <v:f eqn="prod @6 1 2"/>
+                    <v:f eqn="prod @7 21600 pixelWidth"/>
+                    <v:f eqn="sum @8 21600 0"/>
+                    <v:f eqn="prod @7 21600 pixelHeight"/>
+                    <v:f eqn="sum @10 21600 0"/>
+                  </v:formulas>
+                  <v:path o:extrusionok="f" gradientshapeok="t" o:connecttype="rect"/>
+                  <o:lock v:ext="edit" aspectratio="t"/>
+                </v:shapetype>
+                <v:shape id="_x0000_i1029" type="#_x0000_t75" style="width:237.6pt;height:147.6pt" o:ole="">
+                  <v:imagedata r:id="rId7" o:title="" croptop="1206f" cropbottom="3617f" cropleft="781f" cropright="781f"/>
+                </v:shape>
+                <w:control r:id="rId8" w:name="CIRViewer1211111131" w:shapeid="_x0000_i1029"/>
+              </w:object>
             </w:r>
           </w:p>
         </w:tc>
@@ -1513,35 +1395,39 @@
                 <w:sz w:val="20"/>
                 <w:szCs w:val="18"/>
               </w:rPr>
-              <w:t>{{ ir.sp1 }}</w:t>
-            </w:r>
-            <w:r>
-              <w:rPr>
-                <w:rFonts w:cstheme="minorHAnsi"/>
-                <w:sz w:val="20"/>
-                <w:szCs w:val="18"/>
-              </w:rPr>
-            </w:r>
-            <w:r>
-              <w:rPr>
-                <w:rFonts w:cstheme="minorHAnsi"/>
-                <w:sz w:val="20"/>
-                <w:szCs w:val="18"/>
-              </w:rPr>
-            </w:r>
-            <w:r>
-              <w:rPr>
-                <w:rFonts w:cstheme="minorHAnsi"/>
-                <w:sz w:val="20"/>
-                <w:szCs w:val="18"/>
-              </w:rPr>
-            </w:r>
-            <w:r>
-              <w:rPr>
-                <w:rFonts w:cstheme="minorHAnsi"/>
-                <w:sz w:val="20"/>
-                <w:szCs w:val="18"/>
-              </w:rPr>
+              <w:fldChar w:fldCharType="begin"/>
+            </w:r>
+            <w:r>
+              <w:rPr>
+                <w:rFonts w:cstheme="minorHAnsi"/>
+                <w:sz w:val="20"/>
+                <w:szCs w:val="18"/>
+              </w:rPr>
+              <w:instrText xml:space="preserve">DOCVARIABLE _Fd1285941572 \* MERGEFORMAT </w:instrText>
+            </w:r>
+            <w:r>
+              <w:rPr>
+                <w:rFonts w:cstheme="minorHAnsi"/>
+                <w:sz w:val="20"/>
+                <w:szCs w:val="18"/>
+              </w:rPr>
+              <w:fldChar w:fldCharType="separate"/>
+            </w:r>
+            <w:r>
+              <w:rPr>
+                <w:rFonts w:cstheme="minorHAnsi"/>
+                <w:sz w:val="20"/>
+                <w:szCs w:val="18"/>
+              </w:rPr>
+              <w:t xml:space="preserve">24.3 °C </w:t>
+            </w:r>
+            <w:r>
+              <w:rPr>
+                <w:rFonts w:cstheme="minorHAnsi"/>
+                <w:sz w:val="20"/>
+                <w:szCs w:val="18"/>
+              </w:rPr>
+              <w:fldChar w:fldCharType="end"/>
             </w:r>
           </w:p>
         </w:tc>
@@ -1702,35 +1588,39 @@
                 <w:sz w:val="20"/>
                 <w:szCs w:val="18"/>
               </w:rPr>
-              <w:t>{{ ir.sp2 }}</w:t>
-            </w:r>
-            <w:r>
-              <w:rPr>
-                <w:rFonts w:cstheme="minorHAnsi"/>
-                <w:sz w:val="20"/>
-                <w:szCs w:val="18"/>
-              </w:rPr>
-            </w:r>
-            <w:r>
-              <w:rPr>
-                <w:rFonts w:cstheme="minorHAnsi"/>
-                <w:sz w:val="20"/>
-                <w:szCs w:val="18"/>
-              </w:rPr>
-            </w:r>
-            <w:r>
-              <w:rPr>
-                <w:rFonts w:cstheme="minorHAnsi"/>
-                <w:sz w:val="20"/>
-                <w:szCs w:val="18"/>
-              </w:rPr>
-            </w:r>
-            <w:r>
-              <w:rPr>
-                <w:rFonts w:cstheme="minorHAnsi"/>
-                <w:sz w:val="20"/>
-                <w:szCs w:val="18"/>
-              </w:rPr>
+              <w:fldChar w:fldCharType="begin"/>
+            </w:r>
+            <w:r>
+              <w:rPr>
+                <w:rFonts w:cstheme="minorHAnsi"/>
+                <w:sz w:val="20"/>
+                <w:szCs w:val="18"/>
+              </w:rPr>
+              <w:instrText xml:space="preserve">DOCVARIABLE _Fd1728863987 \* MERGEFORMAT </w:instrText>
+            </w:r>
+            <w:r>
+              <w:rPr>
+                <w:rFonts w:cstheme="minorHAnsi"/>
+                <w:sz w:val="20"/>
+                <w:szCs w:val="18"/>
+              </w:rPr>
+              <w:fldChar w:fldCharType="separate"/>
+            </w:r>
+            <w:r>
+              <w:rPr>
+                <w:rFonts w:cstheme="minorHAnsi"/>
+                <w:sz w:val="20"/>
+                <w:szCs w:val="18"/>
+              </w:rPr>
+              <w:t xml:space="preserve">24.4 °C </w:t>
+            </w:r>
+            <w:r>
+              <w:rPr>
+                <w:rFonts w:cstheme="minorHAnsi"/>
+                <w:sz w:val="20"/>
+                <w:szCs w:val="18"/>
+              </w:rPr>
+              <w:fldChar w:fldCharType="end"/>
             </w:r>
           </w:p>
         </w:tc>
@@ -1803,25 +1693,7 @@
                 <w:sz w:val="20"/>
                 <w:szCs w:val="18"/>
               </w:rPr>
-              <w:t xml:space="preserve">{{ </w:t>
-            </w:r>
-            <w:proofErr w:type="spellStart"/>
-            <w:r>
-              <w:rPr>
-                <w:rFonts w:cstheme="minorHAnsi"/>
-                <w:sz w:val="20"/>
-                <w:szCs w:val="18"/>
-              </w:rPr>
-              <w:t>tx.serialnumber</w:t>
-            </w:r>
-            <w:proofErr w:type="spellEnd"/>
-            <w:r>
-              <w:rPr>
-                <w:rFonts w:cstheme="minorHAnsi"/>
-                <w:sz w:val="20"/>
-                <w:szCs w:val="18"/>
-              </w:rPr>
-              <w:t xml:space="preserve"> }}</w:t>
+              <w:t>{{ tx.serialnumber }}</w:t>
             </w:r>
           </w:p>
         </w:tc>
@@ -1913,35 +1785,39 @@
                 <w:sz w:val="20"/>
                 <w:szCs w:val="18"/>
               </w:rPr>
-              <w:t>{{ ir.ar1 or ir.reading }}</w:t>
-            </w:r>
-            <w:r>
-              <w:rPr>
-                <w:rFonts w:cstheme="minorHAnsi"/>
-                <w:sz w:val="20"/>
-                <w:szCs w:val="18"/>
-              </w:rPr>
-            </w:r>
-            <w:r>
-              <w:rPr>
-                <w:rFonts w:cstheme="minorHAnsi"/>
-                <w:sz w:val="20"/>
-                <w:szCs w:val="18"/>
-              </w:rPr>
-            </w:r>
-            <w:r>
-              <w:rPr>
-                <w:rFonts w:cstheme="minorHAnsi"/>
-                <w:sz w:val="20"/>
-                <w:szCs w:val="18"/>
-              </w:rPr>
-            </w:r>
-            <w:r>
-              <w:rPr>
-                <w:rFonts w:cstheme="minorHAnsi"/>
-                <w:sz w:val="20"/>
-                <w:szCs w:val="18"/>
-              </w:rPr>
+              <w:fldChar w:fldCharType="begin"/>
+            </w:r>
+            <w:r>
+              <w:rPr>
+                <w:rFonts w:cstheme="minorHAnsi"/>
+                <w:sz w:val="20"/>
+                <w:szCs w:val="18"/>
+              </w:rPr>
+              <w:instrText xml:space="preserve">DOCVARIABLE _Fd1669484723 \* MERGEFORMAT </w:instrText>
+            </w:r>
+            <w:r>
+              <w:rPr>
+                <w:rFonts w:cstheme="minorHAnsi"/>
+                <w:sz w:val="20"/>
+                <w:szCs w:val="18"/>
+              </w:rPr>
+              <w:fldChar w:fldCharType="separate"/>
+            </w:r>
+            <w:r>
+              <w:rPr>
+                <w:rFonts w:cstheme="minorHAnsi"/>
+                <w:sz w:val="20"/>
+                <w:szCs w:val="18"/>
+              </w:rPr>
+              <w:t xml:space="preserve">24.6 °C </w:t>
+            </w:r>
+            <w:r>
+              <w:rPr>
+                <w:rFonts w:cstheme="minorHAnsi"/>
+                <w:sz w:val="20"/>
+                <w:szCs w:val="18"/>
+              </w:rPr>
+              <w:fldChar w:fldCharType="end"/>
             </w:r>
           </w:p>
         </w:tc>
@@ -2106,25 +1982,7 @@
                 <w:sz w:val="20"/>
                 <w:szCs w:val="20"/>
               </w:rPr>
-              <w:t xml:space="preserve">{{ </w:t>
-            </w:r>
-            <w:proofErr w:type="spellStart"/>
-            <w:r>
-              <w:rPr>
-                <w:rFonts w:cstheme="minorHAnsi"/>
-                <w:sz w:val="20"/>
-                <w:szCs w:val="20"/>
-              </w:rPr>
-              <w:t>substation.ambient</w:t>
-            </w:r>
-            <w:proofErr w:type="spellEnd"/>
-            <w:r>
-              <w:rPr>
-                <w:rFonts w:cstheme="minorHAnsi"/>
-                <w:sz w:val="20"/>
-                <w:szCs w:val="20"/>
-              </w:rPr>
-              <w:t xml:space="preserve"> }}</w:t>
+              <w:t>{{ substation.ambient }}</w:t>
             </w:r>
           </w:p>
         </w:tc>
@@ -2290,7 +2148,7 @@
                 <w:sz w:val="20"/>
                 <w:szCs w:val="20"/>
               </w:rPr>
-              <w:t>{{ ir.delta_t }}</w:t>
+              <w:fldChar w:fldCharType="begin"/>
             </w:r>
             <w:r>
               <w:rPr>
@@ -2298,6 +2156,7 @@
                 <w:sz w:val="20"/>
                 <w:szCs w:val="20"/>
               </w:rPr>
+              <w:instrText xml:space="preserve">DOCVARIABLE _Fd2140244306 \* MERGEFORMAT </w:instrText>
             </w:r>
             <w:r>
               <w:rPr>
@@ -2305,6 +2164,7 @@
                 <w:sz w:val="20"/>
                 <w:szCs w:val="20"/>
               </w:rPr>
+              <w:fldChar w:fldCharType="separate"/>
             </w:r>
             <w:r>
               <w:rPr>
@@ -2312,6 +2172,7 @@
                 <w:sz w:val="20"/>
                 <w:szCs w:val="20"/>
               </w:rPr>
+              <w:t xml:space="preserve">0.1 °C </w:t>
             </w:r>
             <w:r>
               <w:rPr>
@@ -2319,6 +2180,7 @@
                 <w:sz w:val="20"/>
                 <w:szCs w:val="20"/>
               </w:rPr>
+              <w:fldChar w:fldCharType="end"/>
             </w:r>
           </w:p>
         </w:tc>
@@ -2568,25 +2430,7 @@
                 <w:sz w:val="20"/>
                 <w:szCs w:val="18"/>
               </w:rPr>
-              <w:t xml:space="preserve">{{ </w:t>
-            </w:r>
-            <w:proofErr w:type="spellStart"/>
-            <w:r>
-              <w:rPr>
-                <w:rFonts w:cstheme="minorHAnsi"/>
-                <w:sz w:val="20"/>
-                <w:szCs w:val="18"/>
-              </w:rPr>
-              <w:t>tx.cabletype</w:t>
-            </w:r>
-            <w:proofErr w:type="spellEnd"/>
-            <w:r>
-              <w:rPr>
-                <w:rFonts w:cstheme="minorHAnsi"/>
-                <w:sz w:val="20"/>
-                <w:szCs w:val="18"/>
-              </w:rPr>
-              <w:t xml:space="preserve"> }}</w:t>
+              <w:t>{{ tx.cabletype }}</w:t>
             </w:r>
           </w:p>
         </w:tc>
@@ -5064,13 +4908,13 @@
                 <w:b/>
                 <w:i/>
               </w:rPr>
-              <w:t xml:space="preserve">Analysis:  </w:t>
-            </w:r>
-            <w:r>
-              <w:rPr>
-                <w:rFonts w:cstheme="minorHAnsi"/>
-              </w:rPr>
-              <w:t>{{ banner.analysis or analysis }}</w:t>
+              <w:t xml:space="preserve">Analysis: </w:t>
+            </w:r>
+            <w:r>
+              <w:rPr>
+                <w:rFonts w:cstheme="minorHAnsi"/>
+              </w:rPr>
+              <w:t>{{ analysis }}</w:t>
             </w:r>
           </w:p>
         </w:tc>
@@ -5104,7 +4948,8 @@
                 <w:noProof/>
                 <w:lang w:val="en-US"/>
               </w:rPr>
-              <w:t xml:space="preserve">Recommendation:  </w:t>
+              <w:lastRenderedPageBreak/>
+              <w:t xml:space="preserve">Recommendation: </w:t>
             </w:r>
             <w:r>
               <w:rPr>
@@ -5112,7 +4957,7 @@
                 <w:noProof/>
                 <w:lang w:val="en-US"/>
               </w:rPr>
-              <w:t>{{ banner.recommendation or recommendation }}</w:t>
+              <w:t xml:space="preserve"> </w:t>
             </w:r>
             <w:r>
               <w:rPr>
@@ -5120,6 +4965,7 @@
                 <w:noProof/>
                 <w:lang w:val="en-US"/>
               </w:rPr>
+              <w:t>{{ recommendation }}</w:t>
             </w:r>
           </w:p>
         </w:tc>

--- a/templates/FULL REPORT/NORMAL IR US TEV/tx-lv-sides.docx
+++ b/templates/FULL REPORT/NORMAL IR US TEV/tx-lv-sides.docx
@@ -388,11 +388,15 @@
               <w:ind w:left="139"/>
               <w:rPr>
                 <w:rFonts w:cstheme="minorHAnsi"/>
-              </w:rPr>
-            </w:pPr>
-            <w:r>
-              <w:rPr>
-                <w:rFonts w:cstheme="minorHAnsi"/>
+                <w:sz w:val="16"/>
+                <w:szCs w:val="16"/>
+              </w:rPr>
+            </w:pPr>
+            <w:r>
+              <w:rPr>
+                <w:rFonts w:cstheme="minorHAnsi"/>
+                <w:sz w:val="16"/>
+                <w:szCs w:val="16"/>
               </w:rPr>
               <w:t>{{ tx.model }}</w:t>
             </w:r>
